--- a/public/assets/files/stacjonarne/DEV.docx
+++ b/public/assets/files/stacjonarne/DEV.docx
@@ -523,6 +523,7 @@
                 <w:i w:val="0"/>
                 <w:sz w:val="22"/>
               </w:rPr>
+              <w:t>I</w:t>
             </w:r>
           </w:p>
         </w:tc>
@@ -560,6 +561,7 @@
                 <w:i w:val="0"/>
                 <w:sz w:val="22"/>
               </w:rPr>
+              <w:t>specjalizacyjny</w:t>
             </w:r>
           </w:p>
         </w:tc>

--- a/public/assets/files/stacjonarne/DEV.docx
+++ b/public/assets/files/stacjonarne/DEV.docx
@@ -681,12 +681,22 @@
         <w:tblW w:w="5000" w:type="pct"/>
       </w:tblPr>
       <w:tblGrid>
-        <w:gridCol w:w="9972"/>
+        <w:gridCol w:w="997"/>
+        <w:gridCol w:w="997"/>
+        <w:gridCol w:w="997"/>
+        <w:gridCol w:w="997"/>
+        <w:gridCol w:w="997"/>
+        <w:gridCol w:w="997"/>
+        <w:gridCol w:w="997"/>
+        <w:gridCol w:w="997"/>
+        <w:gridCol w:w="997"/>
+        <w:gridCol w:w="997"/>
       </w:tblGrid>
       <w:tr>
         <w:tc>
           <w:tcPr>
-            <w:tcW w:type="dxa" w:w="9972"/>
+            <w:tcW w:type="dxa" w:w="9970"/>
+            <w:gridSpan w:val="10"/>
             <w:shd w:val="clear" w:color="auto" w:fill="D9D9D9"/>
           </w:tcPr>
           <w:p>
@@ -705,31 +715,34 @@
           </w:p>
         </w:tc>
       </w:tr>
-    </w:tbl>
-    <w:tbl>
-      <w:tblPr>
-        <w:tblW w:type="auto" w:w="0"/>
-        <w:tblLook w:firstColumn="1" w:firstRow="1" w:lastColumn="0" w:lastRow="0" w:noHBand="0" w:noVBand="1" w:val="04A0"/>
-        <w:tblBorders>
-          <w:top w:val="single" w:sz="4" w:space="0" w:color="000000"/>
-          <w:left w:val="single" w:sz="4" w:space="0" w:color="000000"/>
-          <w:bottom w:val="single" w:sz="4" w:space="0" w:color="000000"/>
-          <w:right w:val="single" w:sz="4" w:space="0" w:color="000000"/>
-          <w:insideH w:val="single" w:sz="4" w:space="0" w:color="000000"/>
-          <w:insideV w:val="single" w:sz="4" w:space="0" w:color="000000"/>
-        </w:tblBorders>
-        <w:tblW w:w="5000" w:type="pct"/>
-      </w:tblPr>
-      <w:tblGrid>
-        <w:gridCol w:w="2493"/>
-        <w:gridCol w:w="2493"/>
-        <w:gridCol w:w="2493"/>
-        <w:gridCol w:w="2493"/>
-      </w:tblGrid>
       <w:tr>
         <w:tc>
           <w:tcPr>
-            <w:tcW w:type="dxa" w:w="2493"/>
+            <w:tcW w:type="dxa" w:w="9970"/>
+            <w:gridSpan w:val="10"/>
+            <w:shd w:val="clear" w:color="auto" w:fill="D9D9D9"/>
+          </w:tcPr>
+          <w:p>
+            <w:pPr>
+              <w:spacing w:before="20" w:after="20"/>
+            </w:pPr>
+            <w:r>
+              <w:rPr>
+                <w:rFonts w:ascii="Aptos" w:hAnsi="Aptos"/>
+                <w:b w:val="0"/>
+                <w:i w:val="0"/>
+                <w:sz w:val="16"/>
+              </w:rPr>
+              <w:t>Wymiar godzinowy (liczba godzin w semestrze)</w:t>
+            </w:r>
+          </w:p>
+        </w:tc>
+      </w:tr>
+      <w:tr>
+        <w:tc>
+          <w:tcPr>
+            <w:tcW w:type="dxa" w:w="1994"/>
+            <w:gridSpan w:val="2"/>
             <w:shd w:val="clear" w:color="auto" w:fill="D9D9D9"/>
           </w:tcPr>
           <w:p>
@@ -749,7 +762,8 @@
         </w:tc>
         <w:tc>
           <w:tcPr>
-            <w:tcW w:type="dxa" w:w="2493"/>
+            <w:tcW w:type="dxa" w:w="2991"/>
+            <w:gridSpan w:val="3"/>
             <w:shd w:val="clear" w:color="auto" w:fill="D9D9D9"/>
           </w:tcPr>
           <w:p>
@@ -769,7 +783,8 @@
         </w:tc>
         <w:tc>
           <w:tcPr>
-            <w:tcW w:type="dxa" w:w="2493"/>
+            <w:tcW w:type="dxa" w:w="2991"/>
+            <w:gridSpan w:val="3"/>
             <w:shd w:val="clear" w:color="auto" w:fill="D9D9D9"/>
           </w:tcPr>
           <w:p>
@@ -789,7 +804,8 @@
         </w:tc>
         <w:tc>
           <w:tcPr>
-            <w:tcW w:type="dxa" w:w="2493"/>
+            <w:tcW w:type="dxa" w:w="1994"/>
+            <w:gridSpan w:val="2"/>
             <w:shd w:val="clear" w:color="auto" w:fill="D9D9D9"/>
           </w:tcPr>
           <w:p>
@@ -811,7 +827,8 @@
       <w:tr>
         <w:tc>
           <w:tcPr>
-            <w:tcW w:type="dxa" w:w="2493"/>
+            <w:tcW w:type="dxa" w:w="1994"/>
+            <w:gridSpan w:val="2"/>
           </w:tcPr>
           <w:p>
             <w:pPr>
@@ -830,7 +847,8 @@
         </w:tc>
         <w:tc>
           <w:tcPr>
-            <w:tcW w:type="dxa" w:w="2493"/>
+            <w:tcW w:type="dxa" w:w="2991"/>
+            <w:gridSpan w:val="3"/>
           </w:tcPr>
           <w:p>
             <w:pPr>
@@ -849,7 +867,8 @@
         </w:tc>
         <w:tc>
           <w:tcPr>
-            <w:tcW w:type="dxa" w:w="2493"/>
+            <w:tcW w:type="dxa" w:w="2991"/>
+            <w:gridSpan w:val="3"/>
           </w:tcPr>
           <w:p>
             <w:pPr>
@@ -868,7 +887,8 @@
         </w:tc>
         <w:tc>
           <w:tcPr>
-            <w:tcW w:type="dxa" w:w="2493"/>
+            <w:tcW w:type="dxa" w:w="1994"/>
+            <w:gridSpan w:val="2"/>
           </w:tcPr>
           <w:p>
             <w:pPr>
@@ -886,30 +906,34 @@
           </w:p>
         </w:tc>
       </w:tr>
-    </w:tbl>
-    <w:tbl>
-      <w:tblPr>
-        <w:tblW w:type="auto" w:w="0"/>
-        <w:tblLook w:firstColumn="1" w:firstRow="1" w:lastColumn="0" w:lastRow="0" w:noHBand="0" w:noVBand="1" w:val="04A0"/>
-        <w:tblBorders>
-          <w:top w:val="single" w:sz="4" w:space="0" w:color="000000"/>
-          <w:left w:val="single" w:sz="4" w:space="0" w:color="000000"/>
-          <w:bottom w:val="single" w:sz="4" w:space="0" w:color="000000"/>
-          <w:right w:val="single" w:sz="4" w:space="0" w:color="000000"/>
-          <w:insideH w:val="single" w:sz="4" w:space="0" w:color="000000"/>
-          <w:insideV w:val="single" w:sz="4" w:space="0" w:color="000000"/>
-        </w:tblBorders>
-        <w:tblW w:w="5000" w:type="pct"/>
-      </w:tblPr>
-      <w:tblGrid>
-        <w:gridCol w:w="3324"/>
-        <w:gridCol w:w="3324"/>
-        <w:gridCol w:w="3324"/>
-      </w:tblGrid>
       <w:tr>
         <w:tc>
           <w:tcPr>
-            <w:tcW w:type="dxa" w:w="3324"/>
+            <w:tcW w:type="dxa" w:w="9970"/>
+            <w:gridSpan w:val="10"/>
+            <w:shd w:val="clear" w:color="auto" w:fill="D9D9D9"/>
+          </w:tcPr>
+          <w:p>
+            <w:pPr>
+              <w:spacing w:before="20" w:after="20"/>
+            </w:pPr>
+            <w:r>
+              <w:rPr>
+                <w:rFonts w:ascii="Aptos" w:hAnsi="Aptos"/>
+                <w:b/>
+                <w:i w:val="0"/>
+                <w:sz w:val="22"/>
+              </w:rPr>
+              <w:t>Bilans ECTS</w:t>
+            </w:r>
+          </w:p>
+        </w:tc>
+      </w:tr>
+      <w:tr>
+        <w:tc>
+          <w:tcPr>
+            <w:tcW w:type="dxa" w:w="4985"/>
+            <w:gridSpan w:val="5"/>
             <w:shd w:val="clear" w:color="auto" w:fill="D9D9D9"/>
           </w:tcPr>
           <w:p>
@@ -929,7 +953,8 @@
         </w:tc>
         <w:tc>
           <w:tcPr>
-            <w:tcW w:type="dxa" w:w="3324"/>
+            <w:tcW w:type="dxa" w:w="2991"/>
+            <w:gridSpan w:val="3"/>
             <w:shd w:val="clear" w:color="auto" w:fill="D9D9D9"/>
           </w:tcPr>
           <w:p>
@@ -949,7 +974,8 @@
         </w:tc>
         <w:tc>
           <w:tcPr>
-            <w:tcW w:type="dxa" w:w="3324"/>
+            <w:tcW w:type="dxa" w:w="1994"/>
+            <w:gridSpan w:val="2"/>
             <w:shd w:val="clear" w:color="auto" w:fill="D9D9D9"/>
           </w:tcPr>
           <w:p>
@@ -971,7 +997,8 @@
       <w:tr>
         <w:tc>
           <w:tcPr>
-            <w:tcW w:type="dxa" w:w="3324"/>
+            <w:tcW w:type="dxa" w:w="4985"/>
+            <w:gridSpan w:val="5"/>
           </w:tcPr>
           <w:p>
             <w:pPr>
@@ -990,7 +1017,8 @@
         </w:tc>
         <w:tc>
           <w:tcPr>
-            <w:tcW w:type="dxa" w:w="3324"/>
+            <w:tcW w:type="dxa" w:w="2991"/>
+            <w:gridSpan w:val="3"/>
           </w:tcPr>
           <w:p>
             <w:pPr>
@@ -1009,7 +1037,8 @@
         </w:tc>
         <w:tc>
           <w:tcPr>
-            <w:tcW w:type="dxa" w:w="3324"/>
+            <w:tcW w:type="dxa" w:w="1994"/>
+            <w:gridSpan w:val="2"/>
           </w:tcPr>
           <w:p>
             <w:pPr>
@@ -1030,7 +1059,8 @@
       <w:tr>
         <w:tc>
           <w:tcPr>
-            <w:tcW w:type="dxa" w:w="3324"/>
+            <w:tcW w:type="dxa" w:w="4985"/>
+            <w:gridSpan w:val="5"/>
           </w:tcPr>
           <w:p>
             <w:pPr>
@@ -1049,7 +1079,8 @@
         </w:tc>
         <w:tc>
           <w:tcPr>
-            <w:tcW w:type="dxa" w:w="3324"/>
+            <w:tcW w:type="dxa" w:w="2991"/>
+            <w:gridSpan w:val="3"/>
           </w:tcPr>
           <w:p>
             <w:pPr>
@@ -1068,7 +1099,8 @@
         </w:tc>
         <w:tc>
           <w:tcPr>
-            <w:tcW w:type="dxa" w:w="3324"/>
+            <w:tcW w:type="dxa" w:w="1994"/>
+            <w:gridSpan w:val="2"/>
           </w:tcPr>
           <w:p>
             <w:pPr>
@@ -1089,7 +1121,29 @@
       <w:tr>
         <w:tc>
           <w:tcPr>
-            <w:tcW w:type="dxa" w:w="3324"/>
+            <w:tcW w:type="dxa" w:w="4985"/>
+            <w:gridSpan w:val="5"/>
+            <w:shd w:val="clear" w:color="auto" w:fill="D9D9D9"/>
+          </w:tcPr>
+          <w:p>
+            <w:pPr>
+              <w:spacing w:before="20" w:after="20"/>
+            </w:pPr>
+            <w:r>
+              <w:rPr>
+                <w:rFonts w:ascii="Aptos" w:hAnsi="Aptos"/>
+                <w:b/>
+                <w:i w:val="0"/>
+                <w:sz w:val="16"/>
+              </w:rPr>
+              <w:t>Opis samodzielnej pracy studenta</w:t>
+            </w:r>
+          </w:p>
+        </w:tc>
+        <w:tc>
+          <w:tcPr>
+            <w:tcW w:type="dxa" w:w="4985"/>
+            <w:gridSpan w:val="5"/>
           </w:tcPr>
           <w:p>
             <w:pPr>
@@ -1102,45 +1156,7 @@
                 <w:i w:val="0"/>
                 <w:sz w:val="22"/>
               </w:rPr>
-              <w:t>Suma</w:t>
-            </w:r>
-          </w:p>
-        </w:tc>
-        <w:tc>
-          <w:tcPr>
-            <w:tcW w:type="dxa" w:w="3324"/>
-          </w:tcPr>
-          <w:p>
-            <w:pPr>
-              <w:spacing w:before="20" w:after="20"/>
-            </w:pPr>
-            <w:r>
-              <w:rPr>
-                <w:rFonts w:ascii="Aptos" w:hAnsi="Aptos"/>
-                <w:b w:val="0"/>
-                <w:i w:val="0"/>
-                <w:sz w:val="22"/>
-              </w:rPr>
-              <w:t>125</w:t>
-            </w:r>
-          </w:p>
-        </w:tc>
-        <w:tc>
-          <w:tcPr>
-            <w:tcW w:type="dxa" w:w="3324"/>
-          </w:tcPr>
-          <w:p>
-            <w:pPr>
-              <w:spacing w:before="20" w:after="20"/>
-            </w:pPr>
-            <w:r>
-              <w:rPr>
-                <w:rFonts w:ascii="Aptos" w:hAnsi="Aptos"/>
-                <w:b w:val="0"/>
-                <w:i w:val="0"/>
-                <w:sz w:val="22"/>
-              </w:rPr>
-              <w:t>5</w:t>
+              <w:t>Konfiguracja pipeline CI/CD w środowisku chmurowym; praca z narzędziami DevOps (Docker, Jenkins, GitLab CI); przygotowanie do kolokwium z zagadnień DevOps.</w:t>
             </w:r>
           </w:p>
         </w:tc>
@@ -1251,7 +1267,97 @@
           <w:tcPr>
             <w:tcW w:type="dxa" w:w="9972"/>
           </w:tcPr>
-          <w:p/>
+          <w:p>
+            <w:pPr>
+              <w:spacing w:before="20" w:after="20"/>
+            </w:pPr>
+            <w:r>
+              <w:rPr>
+                <w:rFonts w:ascii="Aptos" w:hAnsi="Aptos"/>
+                <w:b/>
+                <w:sz w:val="22"/>
+              </w:rPr>
+              <w:t>Wykład:</w:t>
+            </w:r>
+          </w:p>
+          <w:p>
+            <w:pPr>
+              <w:spacing w:before="20" w:after="20"/>
+            </w:pPr>
+            <w:r>
+              <w:rPr>
+                <w:rFonts w:ascii="Aptos" w:hAnsi="Aptos"/>
+                <w:b w:val="0"/>
+                <w:sz w:val="22"/>
+              </w:rPr>
+              <w:t>• wykład z prezentacją multimedialną</w:t>
+            </w:r>
+          </w:p>
+          <w:p>
+            <w:pPr>
+              <w:spacing w:before="20" w:after="20"/>
+            </w:pPr>
+            <w:r>
+              <w:rPr>
+                <w:rFonts w:ascii="Aptos" w:hAnsi="Aptos"/>
+                <w:b w:val="0"/>
+                <w:sz w:val="22"/>
+              </w:rPr>
+              <w:t>• wykład konwersatoryjny (z elementami dyskusji)</w:t>
+            </w:r>
+          </w:p>
+          <w:p>
+            <w:pPr>
+              <w:spacing w:before="20" w:after="20"/>
+            </w:pPr>
+            <w:r>
+              <w:rPr>
+                <w:rFonts w:ascii="Aptos" w:hAnsi="Aptos"/>
+                <w:b/>
+                <w:sz w:val="22"/>
+              </w:rPr>
+              <w:t>Ćwiczenia / Laboratorium:</w:t>
+            </w:r>
+          </w:p>
+          <w:p>
+            <w:pPr>
+              <w:spacing w:before="20" w:after="20"/>
+            </w:pPr>
+            <w:r>
+              <w:rPr>
+                <w:rFonts w:ascii="Aptos" w:hAnsi="Aptos"/>
+                <w:b w:val="0"/>
+                <w:sz w:val="22"/>
+              </w:rPr>
+              <w:t>• rozwiązywanie zadań</w:t>
+            </w:r>
+          </w:p>
+          <w:p>
+            <w:pPr>
+              <w:spacing w:before="20" w:after="20"/>
+            </w:pPr>
+            <w:r>
+              <w:rPr>
+                <w:rFonts w:ascii="Aptos" w:hAnsi="Aptos"/>
+                <w:b w:val="0"/>
+                <w:sz w:val="22"/>
+              </w:rPr>
+              <w:t>• metoda projektów (projekt praktyczny)</w:t>
+            </w:r>
+          </w:p>
+          <w:p>
+            <w:pPr>
+              <w:spacing w:before="20" w:after="20"/>
+            </w:pPr>
+            <w:r>
+              <w:rPr>
+                <w:rFonts w:ascii="Aptos" w:hAnsi="Aptos"/>
+                <w:b w:val="0"/>
+                <w:sz w:val="22"/>
+              </w:rPr>
+              <w:t>• studia przypadków z bazy studiów przypadków opracowanych przez firmy MŚP lub będące efektem staży</w:t>
+            </w:r>
+          </w:p>
         </w:tc>
       </w:tr>
     </w:tbl>
@@ -1502,103 +1608,7 @@
                 <w:rFonts w:ascii="Aptos" w:hAnsi="Aptos"/>
                 <w:sz w:val="22"/>
               </w:rPr>
-              <w:t>1. wykład z elementami dyskusji z prezentacją multimedialną</w:t>
-            </w:r>
-          </w:p>
-          <w:p>
-            <w:pPr>
-              <w:spacing w:before="20" w:after="20"/>
-            </w:pPr>
-            <w:r>
-              <w:rPr>
-                <w:rFonts w:ascii="Aptos" w:hAnsi="Aptos"/>
-                <w:sz w:val="22"/>
-              </w:rPr>
-              <w:t>2. burza mózgów</w:t>
-            </w:r>
-          </w:p>
-          <w:p>
-            <w:pPr>
-              <w:spacing w:before="20" w:after="20"/>
-            </w:pPr>
-            <w:r>
-              <w:rPr>
-                <w:rFonts w:ascii="Aptos" w:hAnsi="Aptos"/>
-                <w:sz w:val="22"/>
-              </w:rPr>
-              <w:t>3. rozwiązywanie zadań</w:t>
-            </w:r>
-          </w:p>
-          <w:p>
-            <w:pPr>
-              <w:spacing w:before="20" w:after="20"/>
-            </w:pPr>
-            <w:r>
-              <w:rPr>
-                <w:rFonts w:ascii="Aptos" w:hAnsi="Aptos"/>
-                <w:sz w:val="22"/>
-              </w:rPr>
-              <w:t>4. analiza przypadków</w:t>
-            </w:r>
-          </w:p>
-          <w:p>
-            <w:pPr>
-              <w:spacing w:before="20" w:after="20"/>
-            </w:pPr>
-            <w:r>
-              <w:rPr>
-                <w:rFonts w:ascii="Aptos" w:hAnsi="Aptos"/>
-                <w:sz w:val="22"/>
-              </w:rPr>
-              <w:t>5. projekt praktyczny</w:t>
-            </w:r>
-          </w:p>
-          <w:p>
-            <w:pPr>
-              <w:spacing w:before="20" w:after="20"/>
-            </w:pPr>
-            <w:r>
-              <w:rPr>
-                <w:rFonts w:ascii="Aptos" w:hAnsi="Aptos"/>
-                <w:sz w:val="22"/>
-              </w:rPr>
-              <w:t>6. Kryteria oceny</w:t>
-            </w:r>
-          </w:p>
-          <w:p>
-            <w:pPr>
-              <w:spacing w:before="20" w:after="20"/>
-            </w:pPr>
-            <w:r>
-              <w:rPr>
-                <w:rFonts w:ascii="Aptos" w:hAnsi="Aptos"/>
-                <w:sz w:val="22"/>
-              </w:rPr>
-              <w:t>7. 100% Kolokwium pisemne zawierające do 10 zadań.</w:t>
-            </w:r>
-          </w:p>
-          <w:p>
-            <w:pPr>
-              <w:spacing w:before="20" w:after="20"/>
-            </w:pPr>
-            <w:r>
-              <w:rPr>
-                <w:rFonts w:ascii="Aptos" w:hAnsi="Aptos"/>
-                <w:sz w:val="22"/>
-              </w:rPr>
-              <w:t>8. 40% Ocena z laboratorium</w:t>
-            </w:r>
-          </w:p>
-          <w:p>
-            <w:pPr>
-              <w:spacing w:before="20" w:after="20"/>
-            </w:pPr>
-            <w:r>
-              <w:rPr>
-                <w:rFonts w:ascii="Aptos" w:hAnsi="Aptos"/>
-                <w:sz w:val="22"/>
-              </w:rPr>
-              <w:t>9. 60% Egzamin</w:t>
+              <w:t>1. kolokwium końcowe</w:t>
             </w:r>
           </w:p>
         </w:tc>
@@ -1615,7 +1625,7 @@
                 <w:rFonts w:ascii="Aptos" w:hAnsi="Aptos"/>
                 <w:sz w:val="22"/>
               </w:rPr>
-              <w:t>1. wykład z elementami dyskusji z prezentacją multimedialną</w:t>
+              <w:t>1. ocena pracy podczas ćwiczenia</w:t>
             </w:r>
           </w:p>
           <w:p>
@@ -1627,7 +1637,7 @@
                 <w:rFonts w:ascii="Aptos" w:hAnsi="Aptos"/>
                 <w:sz w:val="22"/>
               </w:rPr>
-              <w:t>2. burza mózgów</w:t>
+              <w:t>2. ocena sporządzonego oprogramowania</w:t>
             </w:r>
           </w:p>
           <w:p>
@@ -1639,79 +1649,7 @@
                 <w:rFonts w:ascii="Aptos" w:hAnsi="Aptos"/>
                 <w:sz w:val="22"/>
               </w:rPr>
-              <w:t>3. rozwiązywanie zadań</w:t>
-            </w:r>
-          </w:p>
-          <w:p>
-            <w:pPr>
-              <w:spacing w:before="20" w:after="20"/>
-            </w:pPr>
-            <w:r>
-              <w:rPr>
-                <w:rFonts w:ascii="Aptos" w:hAnsi="Aptos"/>
-                <w:sz w:val="22"/>
-              </w:rPr>
-              <w:t>4. analiza przypadków</w:t>
-            </w:r>
-          </w:p>
-          <w:p>
-            <w:pPr>
-              <w:spacing w:before="20" w:after="20"/>
-            </w:pPr>
-            <w:r>
-              <w:rPr>
-                <w:rFonts w:ascii="Aptos" w:hAnsi="Aptos"/>
-                <w:sz w:val="22"/>
-              </w:rPr>
-              <w:t>5. projekt praktyczny</w:t>
-            </w:r>
-          </w:p>
-          <w:p>
-            <w:pPr>
-              <w:spacing w:before="20" w:after="20"/>
-            </w:pPr>
-            <w:r>
-              <w:rPr>
-                <w:rFonts w:ascii="Aptos" w:hAnsi="Aptos"/>
-                <w:sz w:val="22"/>
-              </w:rPr>
-              <w:t>6. Kryteria oceny</w:t>
-            </w:r>
-          </w:p>
-          <w:p>
-            <w:pPr>
-              <w:spacing w:before="20" w:after="20"/>
-            </w:pPr>
-            <w:r>
-              <w:rPr>
-                <w:rFonts w:ascii="Aptos" w:hAnsi="Aptos"/>
-                <w:sz w:val="22"/>
-              </w:rPr>
-              <w:t>7. 100% Kolokwium pisemne zawierające do 10 zadań.</w:t>
-            </w:r>
-          </w:p>
-          <w:p>
-            <w:pPr>
-              <w:spacing w:before="20" w:after="20"/>
-            </w:pPr>
-            <w:r>
-              <w:rPr>
-                <w:rFonts w:ascii="Aptos" w:hAnsi="Aptos"/>
-                <w:sz w:val="22"/>
-              </w:rPr>
-              <w:t>8. 40% Ocena z laboratorium</w:t>
-            </w:r>
-          </w:p>
-          <w:p>
-            <w:pPr>
-              <w:spacing w:before="20" w:after="20"/>
-            </w:pPr>
-            <w:r>
-              <w:rPr>
-                <w:rFonts w:ascii="Aptos" w:hAnsi="Aptos"/>
-                <w:sz w:val="22"/>
-              </w:rPr>
-              <w:t>9. 60% Egzamin</w:t>
+              <w:t>3. raport z wykonanego zadania</w:t>
             </w:r>
           </w:p>
         </w:tc>
@@ -2034,14 +1972,14 @@
         <w:tblW w:w="5000" w:type="pct"/>
       </w:tblPr>
       <w:tblGrid>
-        <w:gridCol w:w="3324"/>
-        <w:gridCol w:w="3324"/>
-        <w:gridCol w:w="3324"/>
+        <w:gridCol w:w="680"/>
+        <w:gridCol w:w="4536"/>
+        <w:gridCol w:w="4252"/>
       </w:tblGrid>
       <w:tr>
         <w:tc>
           <w:tcPr>
-            <w:tcW w:type="dxa" w:w="9972"/>
+            <w:tcW w:type="dxa" w:w="9468"/>
             <w:gridSpan w:val="3"/>
             <w:shd w:val="clear" w:color="auto" w:fill="D9D9D9"/>
           </w:tcPr>
@@ -2064,7 +2002,7 @@
       <w:tr>
         <w:tc>
           <w:tcPr>
-            <w:tcW w:type="dxa" w:w="3324"/>
+            <w:tcW w:type="dxa" w:w="680"/>
             <w:shd w:val="clear" w:color="auto" w:fill="D9D9D9"/>
           </w:tcPr>
           <w:p>
@@ -2084,7 +2022,7 @@
         </w:tc>
         <w:tc>
           <w:tcPr>
-            <w:tcW w:type="dxa" w:w="3324"/>
+            <w:tcW w:type="dxa" w:w="4536"/>
             <w:shd w:val="clear" w:color="auto" w:fill="D9D9D9"/>
           </w:tcPr>
           <w:p>
@@ -2104,7 +2042,7 @@
         </w:tc>
         <w:tc>
           <w:tcPr>
-            <w:tcW w:type="dxa" w:w="3324"/>
+            <w:tcW w:type="dxa" w:w="4252"/>
             <w:shd w:val="clear" w:color="auto" w:fill="D9D9D9"/>
           </w:tcPr>
           <w:p>
@@ -2126,7 +2064,7 @@
       <w:tr>
         <w:tc>
           <w:tcPr>
-            <w:tcW w:type="dxa" w:w="3324"/>
+            <w:tcW w:type="dxa" w:w="680"/>
           </w:tcPr>
           <w:p>
             <w:pPr>
@@ -2145,7 +2083,7 @@
         </w:tc>
         <w:tc>
           <w:tcPr>
-            <w:tcW w:type="dxa" w:w="3324"/>
+            <w:tcW w:type="dxa" w:w="4536"/>
           </w:tcPr>
           <w:p>
             <w:pPr>
@@ -2164,7 +2102,7 @@
         </w:tc>
         <w:tc>
           <w:tcPr>
-            <w:tcW w:type="dxa" w:w="3324"/>
+            <w:tcW w:type="dxa" w:w="4252"/>
           </w:tcPr>
           <w:p>
             <w:pPr>
@@ -2184,7 +2122,7 @@
       <w:tr>
         <w:tc>
           <w:tcPr>
-            <w:tcW w:type="dxa" w:w="3324"/>
+            <w:tcW w:type="dxa" w:w="680"/>
           </w:tcPr>
           <w:p>
             <w:pPr>
@@ -2203,7 +2141,7 @@
         </w:tc>
         <w:tc>
           <w:tcPr>
-            <w:tcW w:type="dxa" w:w="3324"/>
+            <w:tcW w:type="dxa" w:w="4536"/>
           </w:tcPr>
           <w:p>
             <w:pPr>
@@ -2222,7 +2160,7 @@
         </w:tc>
         <w:tc>
           <w:tcPr>
-            <w:tcW w:type="dxa" w:w="3324"/>
+            <w:tcW w:type="dxa" w:w="4252"/>
           </w:tcPr>
           <w:p>
             <w:pPr>
@@ -2242,7 +2180,7 @@
       <w:tr>
         <w:tc>
           <w:tcPr>
-            <w:tcW w:type="dxa" w:w="3324"/>
+            <w:tcW w:type="dxa" w:w="680"/>
           </w:tcPr>
           <w:p>
             <w:pPr>
@@ -2261,7 +2199,7 @@
         </w:tc>
         <w:tc>
           <w:tcPr>
-            <w:tcW w:type="dxa" w:w="3324"/>
+            <w:tcW w:type="dxa" w:w="4536"/>
           </w:tcPr>
           <w:p>
             <w:pPr>
@@ -2280,7 +2218,7 @@
         </w:tc>
         <w:tc>
           <w:tcPr>
-            <w:tcW w:type="dxa" w:w="3324"/>
+            <w:tcW w:type="dxa" w:w="4252"/>
           </w:tcPr>
           <w:p>
             <w:pPr>
@@ -2300,7 +2238,7 @@
       <w:tr>
         <w:tc>
           <w:tcPr>
-            <w:tcW w:type="dxa" w:w="3324"/>
+            <w:tcW w:type="dxa" w:w="680"/>
           </w:tcPr>
           <w:p>
             <w:pPr>
@@ -2319,7 +2257,7 @@
         </w:tc>
         <w:tc>
           <w:tcPr>
-            <w:tcW w:type="dxa" w:w="3324"/>
+            <w:tcW w:type="dxa" w:w="4536"/>
           </w:tcPr>
           <w:p>
             <w:pPr>
@@ -2338,7 +2276,7 @@
         </w:tc>
         <w:tc>
           <w:tcPr>
-            <w:tcW w:type="dxa" w:w="3324"/>
+            <w:tcW w:type="dxa" w:w="4252"/>
           </w:tcPr>
           <w:p>
             <w:pPr>
@@ -2358,7 +2296,7 @@
       <w:tr>
         <w:tc>
           <w:tcPr>
-            <w:tcW w:type="dxa" w:w="3324"/>
+            <w:tcW w:type="dxa" w:w="680"/>
           </w:tcPr>
           <w:p>
             <w:pPr>
@@ -2377,7 +2315,7 @@
         </w:tc>
         <w:tc>
           <w:tcPr>
-            <w:tcW w:type="dxa" w:w="3324"/>
+            <w:tcW w:type="dxa" w:w="4536"/>
           </w:tcPr>
           <w:p>
             <w:pPr>
@@ -2396,7 +2334,7 @@
         </w:tc>
         <w:tc>
           <w:tcPr>
-            <w:tcW w:type="dxa" w:w="3324"/>
+            <w:tcW w:type="dxa" w:w="4252"/>
           </w:tcPr>
           <w:p>
             <w:pPr>
@@ -2416,7 +2354,7 @@
       <w:tr>
         <w:tc>
           <w:tcPr>
-            <w:tcW w:type="dxa" w:w="3324"/>
+            <w:tcW w:type="dxa" w:w="680"/>
           </w:tcPr>
           <w:p>
             <w:pPr>
@@ -2435,7 +2373,7 @@
         </w:tc>
         <w:tc>
           <w:tcPr>
-            <w:tcW w:type="dxa" w:w="3324"/>
+            <w:tcW w:type="dxa" w:w="4536"/>
           </w:tcPr>
           <w:p>
             <w:pPr>
@@ -2454,7 +2392,7 @@
         </w:tc>
         <w:tc>
           <w:tcPr>
-            <w:tcW w:type="dxa" w:w="3324"/>
+            <w:tcW w:type="dxa" w:w="4252"/>
           </w:tcPr>
           <w:p>
             <w:pPr>
@@ -2474,7 +2412,7 @@
       <w:tr>
         <w:tc>
           <w:tcPr>
-            <w:tcW w:type="dxa" w:w="3324"/>
+            <w:tcW w:type="dxa" w:w="680"/>
           </w:tcPr>
           <w:p>
             <w:pPr>
@@ -2493,7 +2431,7 @@
         </w:tc>
         <w:tc>
           <w:tcPr>
-            <w:tcW w:type="dxa" w:w="3324"/>
+            <w:tcW w:type="dxa" w:w="4536"/>
           </w:tcPr>
           <w:p>
             <w:pPr>
@@ -2512,7 +2450,7 @@
         </w:tc>
         <w:tc>
           <w:tcPr>
-            <w:tcW w:type="dxa" w:w="3324"/>
+            <w:tcW w:type="dxa" w:w="4252"/>
           </w:tcPr>
           <w:p>
             <w:pPr>
@@ -2532,7 +2470,7 @@
       <w:tr>
         <w:tc>
           <w:tcPr>
-            <w:tcW w:type="dxa" w:w="3324"/>
+            <w:tcW w:type="dxa" w:w="680"/>
           </w:tcPr>
           <w:p>
             <w:pPr>
@@ -2551,7 +2489,7 @@
         </w:tc>
         <w:tc>
           <w:tcPr>
-            <w:tcW w:type="dxa" w:w="3324"/>
+            <w:tcW w:type="dxa" w:w="4536"/>
           </w:tcPr>
           <w:p>
             <w:pPr>
@@ -2570,7 +2508,7 @@
         </w:tc>
         <w:tc>
           <w:tcPr>
-            <w:tcW w:type="dxa" w:w="3324"/>
+            <w:tcW w:type="dxa" w:w="4252"/>
           </w:tcPr>
           <w:p>
             <w:pPr>
@@ -2590,7 +2528,7 @@
       <w:tr>
         <w:tc>
           <w:tcPr>
-            <w:tcW w:type="dxa" w:w="3324"/>
+            <w:tcW w:type="dxa" w:w="680"/>
           </w:tcPr>
           <w:p>
             <w:pPr>
@@ -2609,7 +2547,7 @@
         </w:tc>
         <w:tc>
           <w:tcPr>
-            <w:tcW w:type="dxa" w:w="3324"/>
+            <w:tcW w:type="dxa" w:w="4536"/>
           </w:tcPr>
           <w:p>
             <w:pPr>
@@ -2628,7 +2566,7 @@
         </w:tc>
         <w:tc>
           <w:tcPr>
-            <w:tcW w:type="dxa" w:w="3324"/>
+            <w:tcW w:type="dxa" w:w="4252"/>
           </w:tcPr>
           <w:p>
             <w:pPr>
@@ -2648,7 +2586,7 @@
       <w:tr>
         <w:tc>
           <w:tcPr>
-            <w:tcW w:type="dxa" w:w="3324"/>
+            <w:tcW w:type="dxa" w:w="680"/>
           </w:tcPr>
           <w:p>
             <w:pPr>
@@ -2667,7 +2605,7 @@
         </w:tc>
         <w:tc>
           <w:tcPr>
-            <w:tcW w:type="dxa" w:w="3324"/>
+            <w:tcW w:type="dxa" w:w="4536"/>
           </w:tcPr>
           <w:p>
             <w:pPr>
@@ -2686,7 +2624,7 @@
         </w:tc>
         <w:tc>
           <w:tcPr>
-            <w:tcW w:type="dxa" w:w="3324"/>
+            <w:tcW w:type="dxa" w:w="4252"/>
           </w:tcPr>
           <w:p>
             <w:pPr>
@@ -2706,7 +2644,7 @@
       <w:tr>
         <w:tc>
           <w:tcPr>
-            <w:tcW w:type="dxa" w:w="3324"/>
+            <w:tcW w:type="dxa" w:w="680"/>
           </w:tcPr>
           <w:p>
             <w:pPr>
@@ -2725,7 +2663,7 @@
         </w:tc>
         <w:tc>
           <w:tcPr>
-            <w:tcW w:type="dxa" w:w="3324"/>
+            <w:tcW w:type="dxa" w:w="4536"/>
           </w:tcPr>
           <w:p>
             <w:pPr>
@@ -2744,7 +2682,7 @@
         </w:tc>
         <w:tc>
           <w:tcPr>
-            <w:tcW w:type="dxa" w:w="3324"/>
+            <w:tcW w:type="dxa" w:w="4252"/>
           </w:tcPr>
           <w:p>
             <w:pPr>
@@ -2764,7 +2702,7 @@
       <w:tr>
         <w:tc>
           <w:tcPr>
-            <w:tcW w:type="dxa" w:w="3324"/>
+            <w:tcW w:type="dxa" w:w="680"/>
           </w:tcPr>
           <w:p>
             <w:pPr>
@@ -2783,7 +2721,7 @@
         </w:tc>
         <w:tc>
           <w:tcPr>
-            <w:tcW w:type="dxa" w:w="3324"/>
+            <w:tcW w:type="dxa" w:w="4536"/>
           </w:tcPr>
           <w:p>
             <w:pPr>
@@ -2802,7 +2740,7 @@
         </w:tc>
         <w:tc>
           <w:tcPr>
-            <w:tcW w:type="dxa" w:w="3324"/>
+            <w:tcW w:type="dxa" w:w="4252"/>
           </w:tcPr>
           <w:p>
             <w:pPr>
@@ -2822,7 +2760,7 @@
       <w:tr>
         <w:tc>
           <w:tcPr>
-            <w:tcW w:type="dxa" w:w="3324"/>
+            <w:tcW w:type="dxa" w:w="680"/>
           </w:tcPr>
           <w:p>
             <w:pPr>
@@ -2841,7 +2779,7 @@
         </w:tc>
         <w:tc>
           <w:tcPr>
-            <w:tcW w:type="dxa" w:w="3324"/>
+            <w:tcW w:type="dxa" w:w="4536"/>
           </w:tcPr>
           <w:p>
             <w:pPr>
@@ -2860,7 +2798,7 @@
         </w:tc>
         <w:tc>
           <w:tcPr>
-            <w:tcW w:type="dxa" w:w="3324"/>
+            <w:tcW w:type="dxa" w:w="4252"/>
           </w:tcPr>
           <w:p>
             <w:pPr>
@@ -2880,7 +2818,7 @@
       <w:tr>
         <w:tc>
           <w:tcPr>
-            <w:tcW w:type="dxa" w:w="3324"/>
+            <w:tcW w:type="dxa" w:w="680"/>
           </w:tcPr>
           <w:p>
             <w:pPr>
@@ -2899,7 +2837,7 @@
         </w:tc>
         <w:tc>
           <w:tcPr>
-            <w:tcW w:type="dxa" w:w="3324"/>
+            <w:tcW w:type="dxa" w:w="4536"/>
           </w:tcPr>
           <w:p>
             <w:pPr>
@@ -2918,7 +2856,7 @@
         </w:tc>
         <w:tc>
           <w:tcPr>
-            <w:tcW w:type="dxa" w:w="3324"/>
+            <w:tcW w:type="dxa" w:w="4252"/>
           </w:tcPr>
           <w:p>
             <w:pPr>
@@ -2938,7 +2876,7 @@
       <w:tr>
         <w:tc>
           <w:tcPr>
-            <w:tcW w:type="dxa" w:w="3324"/>
+            <w:tcW w:type="dxa" w:w="680"/>
           </w:tcPr>
           <w:p>
             <w:pPr>
@@ -2957,7 +2895,7 @@
         </w:tc>
         <w:tc>
           <w:tcPr>
-            <w:tcW w:type="dxa" w:w="3324"/>
+            <w:tcW w:type="dxa" w:w="4536"/>
           </w:tcPr>
           <w:p>
             <w:pPr>
@@ -2976,7 +2914,7 @@
         </w:tc>
         <w:tc>
           <w:tcPr>
-            <w:tcW w:type="dxa" w:w="3324"/>
+            <w:tcW w:type="dxa" w:w="4252"/>
           </w:tcPr>
           <w:p>
             <w:pPr>
@@ -3394,6 +3332,7 @@
                 <w:i w:val="0"/>
                 <w:sz w:val="22"/>
               </w:rPr>
+              <w:t>kolokwium końcowe; ocena pracy podczas ćwiczenia; ocena sporządzonego oprogramowania; raport z wykonanego zadania</w:t>
             </w:r>
           </w:p>
         </w:tc>
@@ -3451,6 +3390,7 @@
                 <w:i w:val="0"/>
                 <w:sz w:val="22"/>
               </w:rPr>
+              <w:t>kolokwium końcowe; ocena pracy podczas ćwiczenia; ocena sporządzonego oprogramowania; raport z wykonanego zadania</w:t>
             </w:r>
           </w:p>
         </w:tc>
@@ -3614,6 +3554,7 @@
                 <w:i w:val="0"/>
                 <w:sz w:val="22"/>
               </w:rPr>
+              <w:t>kolokwium końcowe; ocena pracy podczas ćwiczenia; ocena sporządzonego oprogramowania; raport z wykonanego zadania</w:t>
             </w:r>
           </w:p>
         </w:tc>
@@ -3671,6 +3612,7 @@
                 <w:i w:val="0"/>
                 <w:sz w:val="22"/>
               </w:rPr>
+              <w:t>kolokwium końcowe; ocena pracy podczas ćwiczenia; ocena sporządzonego oprogramowania; raport z wykonanego zadania</w:t>
             </w:r>
           </w:p>
         </w:tc>
@@ -3833,6 +3775,7 @@
                 <w:i w:val="0"/>
                 <w:sz w:val="22"/>
               </w:rPr>
+              <w:t>kolokwium końcowe; ocena pracy podczas ćwiczenia; ocena sporządzonego oprogramowania; raport z wykonanego zadania</w:t>
             </w:r>
           </w:p>
         </w:tc>
@@ -3890,6 +3833,7 @@
                 <w:i w:val="0"/>
                 <w:sz w:val="22"/>
               </w:rPr>
+              <w:t>kolokwium końcowe; ocena pracy podczas ćwiczenia; ocena sporządzonego oprogramowania; raport z wykonanego zadania</w:t>
             </w:r>
           </w:p>
         </w:tc>
@@ -3995,62 +3939,6 @@
                 <w:sz w:val="16"/>
               </w:rPr>
               <w:t>Wyposażenie specjalistyczne konieczne do realizacji przedmiotu</w:t>
-            </w:r>
-          </w:p>
-        </w:tc>
-      </w:tr>
-      <w:tr>
-        <w:tc>
-          <w:tcPr>
-            <w:tcW w:type="dxa" w:w="3324"/>
-          </w:tcPr>
-          <w:p>
-            <w:pPr>
-              <w:spacing w:before="20" w:after="20"/>
-            </w:pPr>
-            <w:r>
-              <w:rPr>
-                <w:rFonts w:ascii="Aptos" w:hAnsi="Aptos"/>
-                <w:b w:val="0"/>
-                <w:i w:val="0"/>
-                <w:sz w:val="22"/>
-              </w:rPr>
-            </w:r>
-          </w:p>
-        </w:tc>
-        <w:tc>
-          <w:tcPr>
-            <w:tcW w:type="dxa" w:w="3324"/>
-          </w:tcPr>
-          <w:p>
-            <w:pPr>
-              <w:spacing w:before="20" w:after="20"/>
-            </w:pPr>
-            <w:r>
-              <w:rPr>
-                <w:rFonts w:ascii="Aptos" w:hAnsi="Aptos"/>
-                <w:b w:val="0"/>
-                <w:i w:val="0"/>
-                <w:sz w:val="22"/>
-              </w:rPr>
-            </w:r>
-          </w:p>
-        </w:tc>
-        <w:tc>
-          <w:tcPr>
-            <w:tcW w:type="dxa" w:w="3324"/>
-          </w:tcPr>
-          <w:p>
-            <w:pPr>
-              <w:spacing w:before="20" w:after="20"/>
-            </w:pPr>
-            <w:r>
-              <w:rPr>
-                <w:rFonts w:ascii="Aptos" w:hAnsi="Aptos"/>
-                <w:b w:val="0"/>
-                <w:i w:val="0"/>
-                <w:sz w:val="22"/>
-              </w:rPr>
             </w:r>
           </w:p>
         </w:tc>

--- a/public/assets/files/stacjonarne/DEV.docx
+++ b/public/assets/files/stacjonarne/DEV.docx
@@ -3332,7 +3332,7 @@
                 <w:i w:val="0"/>
                 <w:sz w:val="22"/>
               </w:rPr>
-              <w:t>kolokwium końcowe; ocena pracy podczas ćwiczenia; ocena sporządzonego oprogramowania; raport z wykonanego zadania</w:t>
+              <w:t>kolokwium końcowe</w:t>
             </w:r>
           </w:p>
         </w:tc>
@@ -3353,6 +3353,7 @@
                 <w:i w:val="0"/>
                 <w:sz w:val="22"/>
               </w:rPr>
+              <w:t>K_W08</w:t>
             </w:r>
           </w:p>
         </w:tc>
@@ -3390,7 +3391,7 @@
                 <w:i w:val="0"/>
                 <w:sz w:val="22"/>
               </w:rPr>
-              <w:t>kolokwium końcowe; ocena pracy podczas ćwiczenia; ocena sporządzonego oprogramowania; raport z wykonanego zadania</w:t>
+              <w:t>kolokwium końcowe</w:t>
             </w:r>
           </w:p>
         </w:tc>
@@ -3554,7 +3555,7 @@
                 <w:i w:val="0"/>
                 <w:sz w:val="22"/>
               </w:rPr>
-              <w:t>kolokwium końcowe; ocena pracy podczas ćwiczenia; ocena sporządzonego oprogramowania; raport z wykonanego zadania</w:t>
+              <w:t>ocena pracy podczas ćwiczenia, ocena sporządzonego oprogramowania, raport z wykonanego zadania</w:t>
             </w:r>
           </w:p>
         </w:tc>
@@ -3575,6 +3576,7 @@
                 <w:i w:val="0"/>
                 <w:sz w:val="22"/>
               </w:rPr>
+              <w:t>K_U14</w:t>
             </w:r>
           </w:p>
         </w:tc>
@@ -3612,7 +3614,7 @@
                 <w:i w:val="0"/>
                 <w:sz w:val="22"/>
               </w:rPr>
-              <w:t>kolokwium końcowe; ocena pracy podczas ćwiczenia; ocena sporządzonego oprogramowania; raport z wykonanego zadania</w:t>
+              <w:t>ocena pracy podczas ćwiczenia, ocena sporządzonego oprogramowania, raport z wykonanego zadania</w:t>
             </w:r>
           </w:p>
         </w:tc>
@@ -3738,6 +3740,7 @@
                 <w:i w:val="0"/>
                 <w:sz w:val="22"/>
               </w:rPr>
+              <w:t>K_K03</w:t>
             </w:r>
           </w:p>
         </w:tc>
@@ -3775,7 +3778,7 @@
                 <w:i w:val="0"/>
                 <w:sz w:val="22"/>
               </w:rPr>
-              <w:t>kolokwium końcowe; ocena pracy podczas ćwiczenia; ocena sporządzonego oprogramowania; raport z wykonanego zadania</w:t>
+              <w:t>ocena pracy podczas ćwiczenia, ocena sporządzonego oprogramowania, raport z wykonanego zadania</w:t>
             </w:r>
           </w:p>
         </w:tc>
@@ -3796,6 +3799,7 @@
                 <w:i w:val="0"/>
                 <w:sz w:val="22"/>
               </w:rPr>
+              <w:t>K_K06</w:t>
             </w:r>
           </w:p>
         </w:tc>
@@ -3833,7 +3837,7 @@
                 <w:i w:val="0"/>
                 <w:sz w:val="22"/>
               </w:rPr>
-              <w:t>kolokwium końcowe; ocena pracy podczas ćwiczenia; ocena sporządzonego oprogramowania; raport z wykonanego zadania</w:t>
+              <w:t>ocena pracy podczas ćwiczenia, ocena sporządzonego oprogramowania, raport z wykonanego zadania</w:t>
             </w:r>
           </w:p>
         </w:tc>

--- a/public/assets/files/stacjonarne/DEV.docx
+++ b/public/assets/files/stacjonarne/DEV.docx
@@ -1973,14 +1973,13 @@
       </w:tblPr>
       <w:tblGrid>
         <w:gridCol w:w="680"/>
-        <w:gridCol w:w="4536"/>
-        <w:gridCol w:w="4252"/>
+        <w:gridCol w:w="8788"/>
       </w:tblGrid>
       <w:tr>
         <w:tc>
           <w:tcPr>
             <w:tcW w:type="dxa" w:w="9468"/>
-            <w:gridSpan w:val="3"/>
+            <w:gridSpan w:val="2"/>
             <w:shd w:val="clear" w:color="auto" w:fill="D9D9D9"/>
           </w:tcPr>
           <w:p>
@@ -2022,7 +2021,7 @@
         </w:tc>
         <w:tc>
           <w:tcPr>
-            <w:tcW w:type="dxa" w:w="4536"/>
+            <w:tcW w:type="dxa" w:w="8788"/>
             <w:shd w:val="clear" w:color="auto" w:fill="D9D9D9"/>
           </w:tcPr>
           <w:p>
@@ -2036,27 +2035,7 @@
                 <w:i w:val="0"/>
                 <w:sz w:val="16"/>
               </w:rPr>
-              <w:t>Wykład</w:t>
-            </w:r>
-          </w:p>
-        </w:tc>
-        <w:tc>
-          <w:tcPr>
-            <w:tcW w:type="dxa" w:w="4252"/>
-            <w:shd w:val="clear" w:color="auto" w:fill="D9D9D9"/>
-          </w:tcPr>
-          <w:p>
-            <w:pPr>
-              <w:spacing w:before="20" w:after="20"/>
-            </w:pPr>
-            <w:r>
-              <w:rPr>
-                <w:rFonts w:ascii="Aptos" w:hAnsi="Aptos"/>
-                <w:b/>
-                <w:i w:val="0"/>
-                <w:sz w:val="16"/>
-              </w:rPr>
-              <w:t>Ćwiczenia / Laboratorium / Pracownia</w:t>
+              <w:t>Treści programowe</w:t>
             </w:r>
           </w:p>
         </w:tc>
@@ -2083,7 +2062,7 @@
         </w:tc>
         <w:tc>
           <w:tcPr>
-            <w:tcW w:type="dxa" w:w="4536"/>
+            <w:tcW w:type="dxa" w:w="8788"/>
           </w:tcPr>
           <w:p>
             <w:pPr>
@@ -2097,24 +2076,6 @@
                 <w:sz w:val="22"/>
               </w:rPr>
               <w:t>Wprowadzenie do idei konteneryzacji</w:t>
-            </w:r>
-          </w:p>
-        </w:tc>
-        <w:tc>
-          <w:tcPr>
-            <w:tcW w:type="dxa" w:w="4252"/>
-          </w:tcPr>
-          <w:p>
-            <w:pPr>
-              <w:spacing w:before="20" w:after="20"/>
-            </w:pPr>
-            <w:r>
-              <w:rPr>
-                <w:rFonts w:ascii="Aptos" w:hAnsi="Aptos"/>
-                <w:b w:val="0"/>
-                <w:i w:val="0"/>
-                <w:sz w:val="22"/>
-              </w:rPr>
             </w:r>
           </w:p>
         </w:tc>
@@ -2141,7 +2102,7 @@
         </w:tc>
         <w:tc>
           <w:tcPr>
-            <w:tcW w:type="dxa" w:w="4536"/>
+            <w:tcW w:type="dxa" w:w="8788"/>
           </w:tcPr>
           <w:p>
             <w:pPr>
@@ -2155,24 +2116,6 @@
                 <w:sz w:val="22"/>
               </w:rPr>
               <w:t>Praca oraz monitorowanie kontenerów</w:t>
-            </w:r>
-          </w:p>
-        </w:tc>
-        <w:tc>
-          <w:tcPr>
-            <w:tcW w:type="dxa" w:w="4252"/>
-          </w:tcPr>
-          <w:p>
-            <w:pPr>
-              <w:spacing w:before="20" w:after="20"/>
-            </w:pPr>
-            <w:r>
-              <w:rPr>
-                <w:rFonts w:ascii="Aptos" w:hAnsi="Aptos"/>
-                <w:b w:val="0"/>
-                <w:i w:val="0"/>
-                <w:sz w:val="22"/>
-              </w:rPr>
             </w:r>
           </w:p>
         </w:tc>
@@ -2199,7 +2142,7 @@
         </w:tc>
         <w:tc>
           <w:tcPr>
-            <w:tcW w:type="dxa" w:w="4536"/>
+            <w:tcW w:type="dxa" w:w="8788"/>
           </w:tcPr>
           <w:p>
             <w:pPr>
@@ -2213,24 +2156,6 @@
                 <w:sz w:val="22"/>
               </w:rPr>
               <w:t>Tworzenie obrazów do użycia w kontenerze. Konteneryzacja istniejących aplikacji.</w:t>
-            </w:r>
-          </w:p>
-        </w:tc>
-        <w:tc>
-          <w:tcPr>
-            <w:tcW w:type="dxa" w:w="4252"/>
-          </w:tcPr>
-          <w:p>
-            <w:pPr>
-              <w:spacing w:before="20" w:after="20"/>
-            </w:pPr>
-            <w:r>
-              <w:rPr>
-                <w:rFonts w:ascii="Aptos" w:hAnsi="Aptos"/>
-                <w:b w:val="0"/>
-                <w:i w:val="0"/>
-                <w:sz w:val="22"/>
-              </w:rPr>
             </w:r>
           </w:p>
         </w:tc>
@@ -2257,7 +2182,7 @@
         </w:tc>
         <w:tc>
           <w:tcPr>
-            <w:tcW w:type="dxa" w:w="4536"/>
+            <w:tcW w:type="dxa" w:w="8788"/>
           </w:tcPr>
           <w:p>
             <w:pPr>
@@ -2271,24 +2196,6 @@
                 <w:sz w:val="22"/>
               </w:rPr>
               <w:t>Wolumeny oraz rejestry  w kontenerze</w:t>
-            </w:r>
-          </w:p>
-        </w:tc>
-        <w:tc>
-          <w:tcPr>
-            <w:tcW w:type="dxa" w:w="4252"/>
-          </w:tcPr>
-          <w:p>
-            <w:pPr>
-              <w:spacing w:before="20" w:after="20"/>
-            </w:pPr>
-            <w:r>
-              <w:rPr>
-                <w:rFonts w:ascii="Aptos" w:hAnsi="Aptos"/>
-                <w:b w:val="0"/>
-                <w:i w:val="0"/>
-                <w:sz w:val="22"/>
-              </w:rPr>
             </w:r>
           </w:p>
         </w:tc>
@@ -2315,7 +2222,7 @@
         </w:tc>
         <w:tc>
           <w:tcPr>
-            <w:tcW w:type="dxa" w:w="4536"/>
+            <w:tcW w:type="dxa" w:w="8788"/>
           </w:tcPr>
           <w:p>
             <w:pPr>
@@ -2329,24 +2236,6 @@
                 <w:sz w:val="22"/>
               </w:rPr>
               <w:t>Tworzenie obrazów za pomocą technik multietapowych</w:t>
-            </w:r>
-          </w:p>
-        </w:tc>
-        <w:tc>
-          <w:tcPr>
-            <w:tcW w:type="dxa" w:w="4252"/>
-          </w:tcPr>
-          <w:p>
-            <w:pPr>
-              <w:spacing w:before="20" w:after="20"/>
-            </w:pPr>
-            <w:r>
-              <w:rPr>
-                <w:rFonts w:ascii="Aptos" w:hAnsi="Aptos"/>
-                <w:b w:val="0"/>
-                <w:i w:val="0"/>
-                <w:sz w:val="22"/>
-              </w:rPr>
             </w:r>
           </w:p>
         </w:tc>
@@ -2373,7 +2262,7 @@
         </w:tc>
         <w:tc>
           <w:tcPr>
-            <w:tcW w:type="dxa" w:w="4536"/>
+            <w:tcW w:type="dxa" w:w="8788"/>
           </w:tcPr>
           <w:p>
             <w:pPr>
@@ -2387,24 +2276,6 @@
                 <w:sz w:val="22"/>
               </w:rPr>
               <w:t>Konfiguracja zasobów oraz sieci w kontenerach</w:t>
-            </w:r>
-          </w:p>
-        </w:tc>
-        <w:tc>
-          <w:tcPr>
-            <w:tcW w:type="dxa" w:w="4252"/>
-          </w:tcPr>
-          <w:p>
-            <w:pPr>
-              <w:spacing w:before="20" w:after="20"/>
-            </w:pPr>
-            <w:r>
-              <w:rPr>
-                <w:rFonts w:ascii="Aptos" w:hAnsi="Aptos"/>
-                <w:b w:val="0"/>
-                <w:i w:val="0"/>
-                <w:sz w:val="22"/>
-              </w:rPr>
             </w:r>
           </w:p>
         </w:tc>
@@ -2431,7 +2302,7 @@
         </w:tc>
         <w:tc>
           <w:tcPr>
-            <w:tcW w:type="dxa" w:w="4536"/>
+            <w:tcW w:type="dxa" w:w="8788"/>
           </w:tcPr>
           <w:p>
             <w:pPr>
@@ -2445,24 +2316,6 @@
                 <w:sz w:val="22"/>
               </w:rPr>
               <w:t>Debugowanie kontenerów</w:t>
-            </w:r>
-          </w:p>
-        </w:tc>
-        <w:tc>
-          <w:tcPr>
-            <w:tcW w:type="dxa" w:w="4252"/>
-          </w:tcPr>
-          <w:p>
-            <w:pPr>
-              <w:spacing w:before="20" w:after="20"/>
-            </w:pPr>
-            <w:r>
-              <w:rPr>
-                <w:rFonts w:ascii="Aptos" w:hAnsi="Aptos"/>
-                <w:b w:val="0"/>
-                <w:i w:val="0"/>
-                <w:sz w:val="22"/>
-              </w:rPr>
             </w:r>
           </w:p>
         </w:tc>
@@ -2489,7 +2342,7 @@
         </w:tc>
         <w:tc>
           <w:tcPr>
-            <w:tcW w:type="dxa" w:w="4536"/>
+            <w:tcW w:type="dxa" w:w="8788"/>
           </w:tcPr>
           <w:p>
             <w:pPr>
@@ -2503,24 +2356,6 @@
                 <w:sz w:val="22"/>
               </w:rPr>
               <w:t>Zarządzanie kontenerami na przykładzie narzędzia Docker Compose</w:t>
-            </w:r>
-          </w:p>
-        </w:tc>
-        <w:tc>
-          <w:tcPr>
-            <w:tcW w:type="dxa" w:w="4252"/>
-          </w:tcPr>
-          <w:p>
-            <w:pPr>
-              <w:spacing w:before="20" w:after="20"/>
-            </w:pPr>
-            <w:r>
-              <w:rPr>
-                <w:rFonts w:ascii="Aptos" w:hAnsi="Aptos"/>
-                <w:b w:val="0"/>
-                <w:i w:val="0"/>
-                <w:sz w:val="22"/>
-              </w:rPr>
             </w:r>
           </w:p>
         </w:tc>
@@ -2547,7 +2382,7 @@
         </w:tc>
         <w:tc>
           <w:tcPr>
-            <w:tcW w:type="dxa" w:w="4536"/>
+            <w:tcW w:type="dxa" w:w="8788"/>
           </w:tcPr>
           <w:p>
             <w:pPr>
@@ -2561,24 +2396,6 @@
                 <w:sz w:val="22"/>
               </w:rPr>
               <w:t>Architektura konteneryzacji aplikacji</w:t>
-            </w:r>
-          </w:p>
-        </w:tc>
-        <w:tc>
-          <w:tcPr>
-            <w:tcW w:type="dxa" w:w="4252"/>
-          </w:tcPr>
-          <w:p>
-            <w:pPr>
-              <w:spacing w:before="20" w:after="20"/>
-            </w:pPr>
-            <w:r>
-              <w:rPr>
-                <w:rFonts w:ascii="Aptos" w:hAnsi="Aptos"/>
-                <w:b w:val="0"/>
-                <w:i w:val="0"/>
-                <w:sz w:val="22"/>
-              </w:rPr>
             </w:r>
           </w:p>
         </w:tc>
@@ -2605,7 +2422,7 @@
         </w:tc>
         <w:tc>
           <w:tcPr>
-            <w:tcW w:type="dxa" w:w="4536"/>
+            <w:tcW w:type="dxa" w:w="8788"/>
           </w:tcPr>
           <w:p>
             <w:pPr>
@@ -2619,24 +2436,6 @@
                 <w:sz w:val="22"/>
               </w:rPr>
               <w:t>Pojęcie Continuous Integration</w:t>
-            </w:r>
-          </w:p>
-        </w:tc>
-        <w:tc>
-          <w:tcPr>
-            <w:tcW w:type="dxa" w:w="4252"/>
-          </w:tcPr>
-          <w:p>
-            <w:pPr>
-              <w:spacing w:before="20" w:after="20"/>
-            </w:pPr>
-            <w:r>
-              <w:rPr>
-                <w:rFonts w:ascii="Aptos" w:hAnsi="Aptos"/>
-                <w:b w:val="0"/>
-                <w:i w:val="0"/>
-                <w:sz w:val="22"/>
-              </w:rPr>
             </w:r>
           </w:p>
         </w:tc>
@@ -2663,7 +2462,7 @@
         </w:tc>
         <w:tc>
           <w:tcPr>
-            <w:tcW w:type="dxa" w:w="4536"/>
+            <w:tcW w:type="dxa" w:w="8788"/>
           </w:tcPr>
           <w:p>
             <w:pPr>
@@ -2677,24 +2476,6 @@
                 <w:sz w:val="22"/>
               </w:rPr>
               <w:t>Narzędzie Jenkins jako przykład narzędzia do używania CI/CD</w:t>
-            </w:r>
-          </w:p>
-        </w:tc>
-        <w:tc>
-          <w:tcPr>
-            <w:tcW w:type="dxa" w:w="4252"/>
-          </w:tcPr>
-          <w:p>
-            <w:pPr>
-              <w:spacing w:before="20" w:after="20"/>
-            </w:pPr>
-            <w:r>
-              <w:rPr>
-                <w:rFonts w:ascii="Aptos" w:hAnsi="Aptos"/>
-                <w:b w:val="0"/>
-                <w:i w:val="0"/>
-                <w:sz w:val="22"/>
-              </w:rPr>
             </w:r>
           </w:p>
         </w:tc>
@@ -2721,7 +2502,7 @@
         </w:tc>
         <w:tc>
           <w:tcPr>
-            <w:tcW w:type="dxa" w:w="4536"/>
+            <w:tcW w:type="dxa" w:w="8788"/>
           </w:tcPr>
           <w:p>
             <w:pPr>
@@ -2735,24 +2516,6 @@
                 <w:sz w:val="22"/>
               </w:rPr>
               <w:t>Zasada ciągłej interakcji (CI)</w:t>
-            </w:r>
-          </w:p>
-        </w:tc>
-        <w:tc>
-          <w:tcPr>
-            <w:tcW w:type="dxa" w:w="4252"/>
-          </w:tcPr>
-          <w:p>
-            <w:pPr>
-              <w:spacing w:before="20" w:after="20"/>
-            </w:pPr>
-            <w:r>
-              <w:rPr>
-                <w:rFonts w:ascii="Aptos" w:hAnsi="Aptos"/>
-                <w:b w:val="0"/>
-                <w:i w:val="0"/>
-                <w:sz w:val="22"/>
-              </w:rPr>
             </w:r>
           </w:p>
         </w:tc>
@@ -2779,7 +2542,7 @@
         </w:tc>
         <w:tc>
           <w:tcPr>
-            <w:tcW w:type="dxa" w:w="4536"/>
+            <w:tcW w:type="dxa" w:w="8788"/>
           </w:tcPr>
           <w:p>
             <w:pPr>
@@ -2793,24 +2556,6 @@
                 <w:sz w:val="22"/>
               </w:rPr>
               <w:t>Proces wdrażania aplikcji za pomocą narzędzia Ansible</w:t>
-            </w:r>
-          </w:p>
-        </w:tc>
-        <w:tc>
-          <w:tcPr>
-            <w:tcW w:type="dxa" w:w="4252"/>
-          </w:tcPr>
-          <w:p>
-            <w:pPr>
-              <w:spacing w:before="20" w:after="20"/>
-            </w:pPr>
-            <w:r>
-              <w:rPr>
-                <w:rFonts w:ascii="Aptos" w:hAnsi="Aptos"/>
-                <w:b w:val="0"/>
-                <w:i w:val="0"/>
-                <w:sz w:val="22"/>
-              </w:rPr>
             </w:r>
           </w:p>
         </w:tc>
@@ -2837,7 +2582,7 @@
         </w:tc>
         <w:tc>
           <w:tcPr>
-            <w:tcW w:type="dxa" w:w="4536"/>
+            <w:tcW w:type="dxa" w:w="8788"/>
           </w:tcPr>
           <w:p>
             <w:pPr>
@@ -2851,24 +2596,6 @@
                 <w:sz w:val="22"/>
               </w:rPr>
               <w:t>Proces monitorowania aplikacji w cyklu produkcyjnym</w:t>
-            </w:r>
-          </w:p>
-        </w:tc>
-        <w:tc>
-          <w:tcPr>
-            <w:tcW w:type="dxa" w:w="4252"/>
-          </w:tcPr>
-          <w:p>
-            <w:pPr>
-              <w:spacing w:before="20" w:after="20"/>
-            </w:pPr>
-            <w:r>
-              <w:rPr>
-                <w:rFonts w:ascii="Aptos" w:hAnsi="Aptos"/>
-                <w:b w:val="0"/>
-                <w:i w:val="0"/>
-                <w:sz w:val="22"/>
-              </w:rPr>
             </w:r>
           </w:p>
         </w:tc>
@@ -2895,7 +2622,7 @@
         </w:tc>
         <w:tc>
           <w:tcPr>
-            <w:tcW w:type="dxa" w:w="4536"/>
+            <w:tcW w:type="dxa" w:w="8788"/>
           </w:tcPr>
           <w:p>
             <w:pPr>
@@ -2909,24 +2636,6 @@
                 <w:sz w:val="22"/>
               </w:rPr>
               <w:t>Uruchomienie kontenerezowanej aplikacji w chmurze</w:t>
-            </w:r>
-          </w:p>
-        </w:tc>
-        <w:tc>
-          <w:tcPr>
-            <w:tcW w:type="dxa" w:w="4252"/>
-          </w:tcPr>
-          <w:p>
-            <w:pPr>
-              <w:spacing w:before="20" w:after="20"/>
-            </w:pPr>
-            <w:r>
-              <w:rPr>
-                <w:rFonts w:ascii="Aptos" w:hAnsi="Aptos"/>
-                <w:b w:val="0"/>
-                <w:i w:val="0"/>
-                <w:sz w:val="22"/>
-              </w:rPr>
             </w:r>
           </w:p>
         </w:tc>

--- a/public/assets/files/stacjonarne/DEV.docx
+++ b/public/assets/files/stacjonarne/DEV.docx
@@ -144,7 +144,7 @@
                 <w:i w:val="0"/>
                 <w:sz w:val="22"/>
               </w:rPr>
-              <w:t>19.02.2026</w:t>
+              <w:t>16.03.2026</w:t>
             </w:r>
           </w:p>
         </w:tc>
@@ -660,7 +660,7 @@
                 <w:i w:val="0"/>
                 <w:sz w:val="22"/>
               </w:rPr>
-              <w:t>mmiotk@pjwstk.edu.pl</w:t>
+              <w:t>mgr Mateusz Miotk</w:t>
             </w:r>
           </w:p>
         </w:tc>
